--- a/docs/SLU 0607 MAD Team 7 v1.1.docx
+++ b/docs/SLU 0607 MAD Team 7 v1.1.docx
@@ -2626,8 +2626,6 @@
       <w:pPr>
         <w:pStyle w:val="Heading2"/>
         <w:spacing w:before="280" w:after="120"/>
-      </w:pPr>
-      <w:r>
         <w:rPr>
           <w:b/>
           <w:bCs/>
@@ -2635,8 +2633,27 @@
           <w:sz w:val="24"/>
           <w:szCs w:val="24"/>
         </w:rPr>
+      </w:pPr>
+      <w:r>
+        <w:rPr>
+          <w:b/>
+          <w:bCs/>
+          <w:color w:val="2E75B6"/>
+          <w:sz w:val="24"/>
+          <w:szCs w:val="24"/>
+        </w:rPr>
         <w:t>3.2 Initial Flutter Project Folder Structure</w:t>
       </w:r>
+    </w:p>
+    <w:p>
+      <w:pPr>
+        <w:pStyle w:val="Heading2"/>
+        <w:spacing w:after="120"/>
+        <w:rPr>
+          <w:sz w:val="12"/>
+          <w:szCs w:val="12"/>
+        </w:rPr>
+      </w:pPr>
     </w:p>
     <w:tbl>
       <w:tblPr>
@@ -3007,6 +3024,74 @@
               </w:rPr>
               <w:t xml:space="preserve">├── </w:t>
             </w:r>
+            <w:r>
+              <w:rPr>
+                <w:rFonts w:ascii="Consolas" w:hAnsi="Consolas" w:cs="Courier New"/>
+                <w:color w:val="1F2328"/>
+                <w:bdr w:val="none" w:sz="0" w:space="0" w:color="auto" w:frame="1"/>
+              </w:rPr>
+              <w:t>docs</w:t>
+            </w:r>
+            <w:r>
+              <w:rPr>
+                <w:rFonts w:ascii="Consolas" w:hAnsi="Consolas" w:cs="Courier New"/>
+                <w:color w:val="1F2328"/>
+                <w:bdr w:val="none" w:sz="0" w:space="0" w:color="auto" w:frame="1"/>
+              </w:rPr>
+              <w:t xml:space="preserve">/                 # </w:t>
+            </w:r>
+            <w:r>
+              <w:rPr>
+                <w:rFonts w:ascii="Consolas" w:hAnsi="Consolas" w:cs="Courier New"/>
+                <w:color w:val="1F2328"/>
+                <w:bdr w:val="none" w:sz="0" w:space="0" w:color="auto" w:frame="1"/>
+              </w:rPr>
+              <w:t>Documentations</w:t>
+            </w:r>
+            <w:r>
+              <w:rPr>
+                <w:rFonts w:ascii="Consolas" w:hAnsi="Consolas" w:cs="Courier New"/>
+                <w:color w:val="1F2328"/>
+                <w:bdr w:val="none" w:sz="0" w:space="0" w:color="auto" w:frame="1"/>
+              </w:rPr>
+              <w:t xml:space="preserve"> files</w:t>
+            </w:r>
+          </w:p>
+          <w:p>
+            <w:pPr>
+              <w:shd w:val="clear" w:color="auto" w:fill="F6F8FA"/>
+              <w:tabs>
+                <w:tab w:val="left" w:pos="916"/>
+                <w:tab w:val="left" w:pos="1832"/>
+                <w:tab w:val="left" w:pos="2748"/>
+                <w:tab w:val="left" w:pos="3664"/>
+                <w:tab w:val="left" w:pos="4580"/>
+                <w:tab w:val="left" w:pos="5496"/>
+                <w:tab w:val="left" w:pos="6412"/>
+                <w:tab w:val="left" w:pos="7328"/>
+                <w:tab w:val="left" w:pos="8244"/>
+                <w:tab w:val="left" w:pos="9160"/>
+                <w:tab w:val="left" w:pos="10076"/>
+                <w:tab w:val="left" w:pos="10992"/>
+                <w:tab w:val="left" w:pos="11908"/>
+                <w:tab w:val="left" w:pos="12824"/>
+                <w:tab w:val="left" w:pos="13740"/>
+                <w:tab w:val="left" w:pos="14656"/>
+              </w:tabs>
+              <w:rPr>
+                <w:rFonts w:ascii="Consolas" w:hAnsi="Consolas" w:cs="Courier New"/>
+                <w:color w:val="1F2328"/>
+                <w:bdr w:val="none" w:sz="0" w:space="0" w:color="auto" w:frame="1"/>
+              </w:rPr>
+            </w:pPr>
+            <w:r>
+              <w:rPr>
+                <w:rFonts w:ascii="Consolas" w:hAnsi="Consolas" w:cs="Courier New"/>
+                <w:color w:val="1F2328"/>
+                <w:bdr w:val="none" w:sz="0" w:space="0" w:color="auto" w:frame="1"/>
+              </w:rPr>
+              <w:t xml:space="preserve">├── </w:t>
+            </w:r>
             <w:proofErr w:type="spellStart"/>
             <w:proofErr w:type="gramStart"/>
             <w:r>
@@ -3323,6 +3408,13 @@
     </w:p>
     <w:p>
       <w:pPr>
+        <w:pStyle w:val="ListParagraph"/>
+        <w:spacing w:after="90"/>
+        <w:ind w:left="460"/>
+      </w:pPr>
+    </w:p>
+    <w:p>
+      <w:pPr>
         <w:pStyle w:val="Heading2"/>
         <w:spacing w:before="280" w:after="120"/>
       </w:pPr>
@@ -3334,6 +3426,7 @@
           <w:sz w:val="24"/>
           <w:szCs w:val="24"/>
         </w:rPr>
+        <w:lastRenderedPageBreak/>
         <w:t>3.4 Version Control Evidence</w:t>
       </w:r>
     </w:p>
@@ -3363,7 +3456,6 @@
           <w:sz w:val="22"/>
           <w:szCs w:val="22"/>
         </w:rPr>
-        <w:lastRenderedPageBreak/>
         <w:t xml:space="preserve">Run flutter create </w:t>
       </w:r>
       <w:proofErr w:type="spellStart"/>
